--- a/Gravity, Actually/Gravity, Actually - Rev10.docx
+++ b/Gravity, Actually/Gravity, Actually - Rev10.docx
@@ -2477,7 +2477,7 @@
     <w:p>
       <w:r>
         <w:rPr/>
-        <w:t>The labels borrow an idea from Misner, Thorne, and Wheeler’s Gravitation, the large 1973 textbook this book takes its title from. That book runs on two tracks: Track 1 is the core of a first course, and Track 2 is enrichment built on it, with a note at the start of each Track 2 part saying what it depends on. Core and Extension are the same idea at a smaller scale. Here every Extension section depends only on the Core sections before it. Gravitation also sets worked calculations and side pictures apart in numbered boxes, so the main line can run past them. A few chapters here do the same.</w:t>
+        <w:t>The labels borrow an idea from Misner, Thorne, and Wheeler’s Gravitation, the large 1973 textbook whose spirit this book borrows. That book runs on two tracks: Track 1 is the core of a first course, and Track 2 is enrichment built on it, with a note at the start of each Track 2 part saying what it depends on. Core and Extension are the same idea at a smaller scale. Here every Extension section depends only on the Core sections before it. Gravitation also sets worked calculations and side pictures apart in numbered boxes, so the main line can run past them. A few chapters here do the same.</w:t>
       </w:r>
     </w:p>
     <w:p>

--- a/Gravity, Actually/Gravity, Actually - Rev10.docx
+++ b/Gravity, Actually/Gravity, Actually - Rev10.docx
@@ -2430,7 +2430,7 @@
     <w:p>
       <w:r>
         <w:rPr/>
-        <w:t>That picture comes from Einstein, worked out between 1907 and 1915. Three physicists later wrote the great graduate book on it: Charles Misner, Kip Thorne, and John Wheeler, in 1973. Their book is a thousand pages and a toolbox. This one is not that book made smaller. It is the same idea, told in ordinary words, and brought up to what we have actually seen: clocks in orbit, a microwave glow from the early universe, black-hole shadows imaged in 2019 and 2022, and ripples in geometry caught in 2015 and 2017.</w:t>
+        <w:t>That picture comes from Einstein, worked out between 1907 and 1915. Three physicists later wrote the great graduate book on it: Charles Misner, Kip Thorne, and John Wheeler, in 1973. Their book, Gravitation, is a masterpiece, written for graduate students: nearly 1,300 pages, built on the tensor mathematics the full theory needs. This book is for everyone else who wants the same ideas. It is not that book made smaller. It tells those ideas in ordinary words, and brings them up to what we have actually seen: clocks in orbit, a microwave glow from the early universe, black-hole shadows imaged in 2019 and 2022, and ripples in geometry caught in 2015 and 2017.</w:t>
       </w:r>
     </w:p>
     <w:p>

--- a/Gravity, Actually/Gravity, Actually - Rev10.docx
+++ b/Gravity, Actually/Gravity, Actually - Rev10.docx
@@ -18353,8 +18353,8 @@
     </w:p>
     <w:sectPr>
       <w:headerReference w:type="default" r:id="rId9"/>
-      <w:pgSz w:w="12240" w:h="15840"/>
-      <w:pgMar w:top="1440" w:right="1440" w:bottom="1440" w:left="1440" w:header="720" w:footer="720" w:gutter="0"/>
+      <w:pgSz w:w="8640" w:h="12960"/>
+      <w:pgMar w:top="864" w:right="1008" w:bottom="864" w:left="1008" w:header="720" w:footer="720" w:gutter="0"/>
       <w:cols w:space="720"/>
       <w:docGrid w:linePitch="360"/>
     </w:sectPr>
@@ -18807,6 +18807,7 @@
       <w:keepNext/>
       <w:keepLines/>
       <w:spacing w:before="0" w:after="280"/>
+      <w:jc w:val="center"/>
       <w:outlineLvl w:val="0"/>
     </w:pPr>
     <w:rPr>
@@ -18814,7 +18815,7 @@
       <w:b/>
       <w:bCs/>
       <w:color w:val="1F3A5F"/>
-      <w:sz w:val="40"/>
+      <w:sz w:val="32"/>
       <w:szCs w:val="28"/>
     </w:rPr>
   </w:style>
